--- a/บทที่ 3.docx
+++ b/บทที่ 3.docx
@@ -26801,6 +26801,14 @@
       </w:r>
       <w:r>
         <w:rPr>
+          <w:rFonts w:ascii="TH SarabunPSK" w:eastAsiaTheme="minorEastAsia" w:hAnsi="TH SarabunPSK" w:cs="TH SarabunPSK"/>
+          <w:sz w:val="32"/>
+          <w:szCs w:val="32"/>
+        </w:rPr>
+        <w:tab/>
+      </w:r>
+      <w:r>
+        <w:rPr>
           <w:rFonts w:ascii="TH SarabunPSK" w:eastAsiaTheme="minorEastAsia" w:hAnsi="TH SarabunPSK" w:cs="TH SarabunPSK" w:hint="cs"/>
           <w:sz w:val="32"/>
           <w:szCs w:val="32"/>
